--- a/docx_resources/Вечірня-Утреня/В,У - Мінея/11-Листопад/16-__-Матея.docx
+++ b/docx_resources/Вечірня-Утреня/В,У - Мінея/11-Листопад/16-__-Матея.docx
@@ -9413,6 +9413,7 @@
           <w:b/>
           <w:i/>
           <w:color w:val="FF0000"/>
+          <w:sz w:val="24"/>
         </w:rPr>
         <w:t>Вечірні молитви</w:t>
       </w:r>
@@ -13891,6 +13892,7 @@
           <w:b/>
           <w:i/>
           <w:color w:val="FF0000"/>
+          <w:sz w:val="24"/>
         </w:rPr>
         <w:t>Блажен муж</w:t>
       </w:r>
@@ -15581,6 +15583,7 @@
           <w:b/>
           <w:i/>
           <w:color w:val="FF0000"/>
+          <w:sz w:val="24"/>
         </w:rPr>
         <w:t>Мала єктенія</w:t>
       </w:r>
@@ -21979,6 +21982,7 @@
           <w:b/>
           <w:i/>
           <w:color w:val="FF0000"/>
+          <w:sz w:val="24"/>
         </w:rPr>
         <w:t>Стихири</w:t>
       </w:r>
@@ -24445,6 +24449,7 @@
           <w:b/>
           <w:i/>
           <w:color w:val="FF0000"/>
+          <w:sz w:val="24"/>
         </w:rPr>
         <w:t>Прокімен</w:t>
       </w:r>
@@ -24857,6 +24862,7 @@
           <w:b/>
           <w:i/>
           <w:color w:val="FF0000"/>
+          <w:sz w:val="24"/>
         </w:rPr>
         <w:t>Читання</w:t>
       </w:r>
@@ -25373,6 +25379,7 @@
           <w:b/>
           <w:i/>
           <w:color w:val="FF0000"/>
+          <w:sz w:val="24"/>
         </w:rPr>
         <w:t>Єктенія усильного благання</w:t>
       </w:r>
@@ -27710,6 +27717,7 @@
           <w:b/>
           <w:i/>
           <w:color w:val="FF0000"/>
+          <w:sz w:val="24"/>
         </w:rPr>
         <w:t>Сподоби, Господи</w:t>
       </w:r>
@@ -28965,6 +28973,7 @@
           <w:b/>
           <w:i/>
           <w:color w:val="FF0000"/>
+          <w:sz w:val="24"/>
         </w:rPr>
         <w:t>Прохальна єктенія</w:t>
       </w:r>
@@ -32147,6 +32156,7 @@
           <w:b/>
           <w:i/>
           <w:color w:val="FF0000"/>
+          <w:sz w:val="24"/>
         </w:rPr>
         <w:t>Пісня Симеона</w:t>
       </w:r>
@@ -34644,6 +34654,7 @@
           <w:b/>
           <w:i/>
           <w:color w:val="FF0000"/>
+          <w:sz w:val="24"/>
         </w:rPr>
         <w:t>Тропарі</w:t>
       </w:r>
@@ -35216,6 +35227,7 @@
           <w:b/>
           <w:i/>
           <w:color w:val="FF0000"/>
+          <w:sz w:val="24"/>
         </w:rPr>
         <w:lastRenderedPageBreak/>
         <w:t>Після Вечірні</w:t>
@@ -37689,6 +37701,7 @@
           <w:b/>
           <w:i/>
           <w:color w:val="FF0000"/>
+          <w:sz w:val="24"/>
         </w:rPr>
         <w:t>Утренні молитви</w:t>
       </w:r>
@@ -42255,6 +42268,7 @@
           <w:b/>
           <w:i/>
           <w:color w:val="FF0000"/>
+          <w:sz w:val="24"/>
         </w:rPr>
         <w:t>Бог Господь...</w:t>
       </w:r>
@@ -42263,6 +42277,7 @@
           <w:rFonts w:ascii="Times New Roman" w:hAnsi="Times New Roman"/>
           <w:i/>
           <w:color w:val="FF0000"/>
+          <w:sz w:val="24"/>
         </w:rPr>
         <w:t xml:space="preserve"> (Пс. 117), глас 3</w:t>
       </w:r>
@@ -42486,6 +42501,7 @@
           <w:b/>
           <w:i/>
           <w:color w:val="FF0000"/>
+          <w:sz w:val="24"/>
         </w:rPr>
         <w:t>Тропарі</w:t>
       </w:r>
@@ -42648,6 +42664,7 @@
           <w:b/>
           <w:i/>
           <w:color w:val="FF0000"/>
+          <w:sz w:val="24"/>
         </w:rPr>
         <w:t>Мала єктенія</w:t>
       </w:r>
@@ -43945,6 +43962,7 @@
           <w:b/>
           <w:i/>
           <w:color w:val="FF0000"/>
+          <w:sz w:val="24"/>
         </w:rPr>
         <w:t>Перший сідальний</w:t>
       </w:r>
@@ -44103,6 +44121,7 @@
           <w:b/>
           <w:i/>
           <w:color w:val="FF0000"/>
+          <w:sz w:val="24"/>
         </w:rPr>
         <w:t>Мала єктенія</w:t>
       </w:r>
@@ -45384,6 +45403,7 @@
           <w:b/>
           <w:i/>
           <w:color w:val="FF0000"/>
+          <w:sz w:val="24"/>
         </w:rPr>
         <w:t>Другий сідальний</w:t>
       </w:r>
@@ -46081,6 +46101,7 @@
           <w:b/>
           <w:i/>
           <w:color w:val="FF0000"/>
+          <w:sz w:val="24"/>
         </w:rPr>
         <w:t>Мала єктенія</w:t>
       </w:r>
@@ -47003,6 +47024,7 @@
           <w:b/>
           <w:i/>
           <w:color w:val="FF0000"/>
+          <w:sz w:val="24"/>
         </w:rPr>
         <w:t>Сідальний</w:t>
       </w:r>
@@ -47345,6 +47367,7 @@
           <w:b/>
           <w:i/>
           <w:color w:val="FF0000"/>
+          <w:sz w:val="24"/>
         </w:rPr>
         <w:lastRenderedPageBreak/>
         <w:t>Прокімен</w:t>
@@ -48547,6 +48570,7 @@
           <w:b/>
           <w:i/>
           <w:color w:val="FF0000"/>
+          <w:sz w:val="24"/>
         </w:rPr>
         <w:t>Псалом 50</w:t>
       </w:r>
@@ -49166,6 +49190,7 @@
           <w:b/>
           <w:i/>
           <w:color w:val="FF0000"/>
+          <w:sz w:val="24"/>
         </w:rPr>
         <w:t>Єктенія:</w:t>
       </w:r>
@@ -50594,6 +50619,7 @@
           <w:b/>
           <w:i/>
           <w:color w:val="FF0000"/>
+          <w:sz w:val="24"/>
         </w:rPr>
         <w:t>Мала єктенія</w:t>
       </w:r>
@@ -52898,6 +52924,7 @@
           <w:b/>
           <w:i/>
           <w:color w:val="FF0000"/>
+          <w:sz w:val="24"/>
         </w:rPr>
         <w:t>Мала єктенія</w:t>
       </w:r>
@@ -54969,6 +54996,7 @@
           <w:b/>
           <w:i/>
           <w:color w:val="FF0000"/>
+          <w:sz w:val="24"/>
         </w:rPr>
         <w:lastRenderedPageBreak/>
         <w:t>Пісня Богородиці</w:t>
@@ -55218,6 +55246,7 @@
           <w:b/>
           <w:i/>
           <w:color w:val="FF0000"/>
+          <w:sz w:val="24"/>
         </w:rPr>
         <w:t>Пісня 9</w:t>
       </w:r>
@@ -55488,6 +55517,7 @@
           <w:b/>
           <w:i/>
           <w:color w:val="FF0000"/>
+          <w:sz w:val="24"/>
         </w:rPr>
         <w:t>Мала єктенія</w:t>
       </w:r>
@@ -57080,6 +57110,7 @@
           <w:b/>
           <w:i/>
           <w:color w:val="FF0000"/>
+          <w:sz w:val="24"/>
         </w:rPr>
         <w:t>Стихири</w:t>
       </w:r>
@@ -57441,6 +57472,7 @@
           <w:b/>
           <w:i/>
           <w:color w:val="FF0000"/>
+          <w:sz w:val="24"/>
         </w:rPr>
         <w:t>Велике славослов'я</w:t>
       </w:r>
@@ -58330,6 +58362,7 @@
           <w:b/>
           <w:i/>
           <w:color w:val="FF0000"/>
+          <w:sz w:val="24"/>
         </w:rPr>
         <w:t>Тропар</w:t>
       </w:r>
@@ -58434,6 +58467,7 @@
           <w:b/>
           <w:i/>
           <w:color w:val="FF0000"/>
+          <w:sz w:val="24"/>
         </w:rPr>
         <w:t>Єктенія усильного благання</w:t>
       </w:r>
@@ -60615,6 +60649,7 @@
           <w:b/>
           <w:i/>
           <w:color w:val="FF0000"/>
+          <w:sz w:val="24"/>
         </w:rPr>
         <w:t>Прохальна єктенія</w:t>
       </w:r>
